--- a/AISystem/Labs/lab1/Лабораторная_работа_1.docx
+++ b/AISystem/Labs/lab1/Лабораторная_работа_1.docx
@@ -1069,27 +1069,7 @@
             <w:i/>
             <w:noProof/>
           </w:rPr>
-          <w:t>ИНДИВИДУАЛЬНОЕ ЗАДА</w:t>
-        </w:r>
-        <w:r>
-          <w:rPr>
-            <w:rStyle w:val="a8"/>
-            <w:rFonts w:cs="Times New Roman"/>
-            <w:b/>
-            <w:i/>
-            <w:noProof/>
-          </w:rPr>
-          <w:t>Н</w:t>
-        </w:r>
-        <w:r>
-          <w:rPr>
-            <w:rStyle w:val="a8"/>
-            <w:rFonts w:cs="Times New Roman"/>
-            <w:b/>
-            <w:i/>
-            <w:noProof/>
-          </w:rPr>
-          <w:t>ИЕ</w:t>
+          <w:t>ИНДИВИДУАЛЬНОЕ ЗАДАНИЕ</w:t>
         </w:r>
         <w:r>
           <w:rPr>
@@ -2937,6 +2917,7 @@
       </w:tblGrid>
       <w:tr>
         <w:trPr>
+          <w:trHeight w:val="247"/>
           <w:tblHeader/>
           <w:jc w:val="center"/>
         </w:trPr>
@@ -3227,6 +3208,7 @@
       </w:tr>
       <w:tr>
         <w:trPr>
+          <w:trHeight w:val="247"/>
           <w:jc w:val="center"/>
         </w:trPr>
         <w:tc>
@@ -3459,6 +3441,7 @@
       </w:tr>
       <w:tr>
         <w:trPr>
+          <w:trHeight w:val="260"/>
           <w:jc w:val="center"/>
         </w:trPr>
         <w:tc>
@@ -3699,6 +3682,7 @@
       </w:tr>
       <w:tr>
         <w:trPr>
+          <w:trHeight w:val="247"/>
           <w:jc w:val="center"/>
         </w:trPr>
         <w:tc>
@@ -3931,6 +3915,7 @@
       </w:tr>
       <w:tr>
         <w:trPr>
+          <w:trHeight w:val="247"/>
           <w:jc w:val="center"/>
         </w:trPr>
         <w:tc>
@@ -4161,6 +4146,7 @@
       </w:tr>
       <w:tr>
         <w:trPr>
+          <w:trHeight w:val="247"/>
           <w:jc w:val="center"/>
         </w:trPr>
         <w:tc>
@@ -4806,18 +4792,19 @@
         <w:tblLook w:val="04A0" w:firstRow="1" w:lastRow="0" w:firstColumn="1" w:lastColumn="0" w:noHBand="0" w:noVBand="1"/>
       </w:tblPr>
       <w:tblGrid>
-        <w:gridCol w:w="1296"/>
-        <w:gridCol w:w="2088"/>
-        <w:gridCol w:w="5904"/>
+        <w:gridCol w:w="1297"/>
+        <w:gridCol w:w="2090"/>
+        <w:gridCol w:w="5910"/>
       </w:tblGrid>
       <w:tr>
         <w:trPr>
+          <w:trHeight w:val="286"/>
           <w:tblHeader/>
           <w:jc w:val="center"/>
         </w:trPr>
         <w:tc>
           <w:tcPr>
-            <w:tcW w:w="1296" w:type="dxa"/>
+            <w:tcW w:w="1297" w:type="dxa"/>
             <w:shd w:val="clear" w:color="auto" w:fill="D9E2F3"/>
             <w:tcMar>
               <w:top w:w="70" w:type="dxa"/>
@@ -4847,7 +4834,7 @@
         </w:tc>
         <w:tc>
           <w:tcPr>
-            <w:tcW w:w="2088" w:type="dxa"/>
+            <w:tcW w:w="2090" w:type="dxa"/>
             <w:shd w:val="clear" w:color="auto" w:fill="D9E2F3"/>
             <w:tcMar>
               <w:top w:w="70" w:type="dxa"/>
@@ -4897,7 +4884,7 @@
         </w:tc>
         <w:tc>
           <w:tcPr>
-            <w:tcW w:w="5904" w:type="dxa"/>
+            <w:tcW w:w="5910" w:type="dxa"/>
             <w:shd w:val="clear" w:color="auto" w:fill="D9E2F3"/>
             <w:tcMar>
               <w:top w:w="70" w:type="dxa"/>
@@ -4928,11 +4915,12 @@
       </w:tr>
       <w:tr>
         <w:trPr>
+          <w:trHeight w:val="300"/>
           <w:jc w:val="center"/>
         </w:trPr>
         <w:tc>
           <w:tcPr>
-            <w:tcW w:w="1296" w:type="dxa"/>
+            <w:tcW w:w="1297" w:type="dxa"/>
             <w:tcMar>
               <w:top w:w="70" w:type="dxa"/>
               <w:left w:w="70" w:type="dxa"/>
@@ -4967,7 +4955,7 @@
         </w:tc>
         <w:tc>
           <w:tcPr>
-            <w:tcW w:w="2088" w:type="dxa"/>
+            <w:tcW w:w="2090" w:type="dxa"/>
             <w:tcMar>
               <w:top w:w="70" w:type="dxa"/>
               <w:left w:w="70" w:type="dxa"/>
@@ -5013,7 +5001,7 @@
         </w:tc>
         <w:tc>
           <w:tcPr>
-            <w:tcW w:w="5904" w:type="dxa"/>
+            <w:tcW w:w="5910" w:type="dxa"/>
             <w:tcMar>
               <w:top w:w="70" w:type="dxa"/>
               <w:left w:w="70" w:type="dxa"/>
@@ -5040,11 +5028,12 @@
       </w:tr>
       <w:tr>
         <w:trPr>
+          <w:trHeight w:val="286"/>
           <w:jc w:val="center"/>
         </w:trPr>
         <w:tc>
           <w:tcPr>
-            <w:tcW w:w="1296" w:type="dxa"/>
+            <w:tcW w:w="1297" w:type="dxa"/>
             <w:shd w:val="clear" w:color="auto" w:fill="F7F9FC"/>
             <w:tcMar>
               <w:top w:w="70" w:type="dxa"/>
@@ -5080,7 +5069,7 @@
         </w:tc>
         <w:tc>
           <w:tcPr>
-            <w:tcW w:w="2088" w:type="dxa"/>
+            <w:tcW w:w="2090" w:type="dxa"/>
             <w:shd w:val="clear" w:color="auto" w:fill="F7F9FC"/>
             <w:tcMar>
               <w:top w:w="70" w:type="dxa"/>
@@ -5127,7 +5116,7 @@
         </w:tc>
         <w:tc>
           <w:tcPr>
-            <w:tcW w:w="5904" w:type="dxa"/>
+            <w:tcW w:w="5910" w:type="dxa"/>
             <w:shd w:val="clear" w:color="auto" w:fill="F7F9FC"/>
             <w:tcMar>
               <w:top w:w="70" w:type="dxa"/>
@@ -5155,11 +5144,12 @@
       </w:tr>
       <w:tr>
         <w:trPr>
+          <w:trHeight w:val="286"/>
           <w:jc w:val="center"/>
         </w:trPr>
         <w:tc>
           <w:tcPr>
-            <w:tcW w:w="1296" w:type="dxa"/>
+            <w:tcW w:w="1297" w:type="dxa"/>
             <w:tcMar>
               <w:top w:w="70" w:type="dxa"/>
               <w:left w:w="70" w:type="dxa"/>
@@ -5194,7 +5184,7 @@
         </w:tc>
         <w:tc>
           <w:tcPr>
-            <w:tcW w:w="2088" w:type="dxa"/>
+            <w:tcW w:w="2090" w:type="dxa"/>
             <w:tcMar>
               <w:top w:w="70" w:type="dxa"/>
               <w:left w:w="70" w:type="dxa"/>
@@ -5240,7 +5230,7 @@
         </w:tc>
         <w:tc>
           <w:tcPr>
-            <w:tcW w:w="5904" w:type="dxa"/>
+            <w:tcW w:w="5910" w:type="dxa"/>
             <w:tcMar>
               <w:top w:w="70" w:type="dxa"/>
               <w:left w:w="70" w:type="dxa"/>
@@ -5319,19 +5309,20 @@
         <w:tblLook w:val="04A0" w:firstRow="1" w:lastRow="0" w:firstColumn="1" w:lastColumn="0" w:noHBand="0" w:noVBand="1"/>
       </w:tblPr>
       <w:tblGrid>
-        <w:gridCol w:w="2304"/>
-        <w:gridCol w:w="1728"/>
-        <w:gridCol w:w="1728"/>
-        <w:gridCol w:w="1728"/>
+        <w:gridCol w:w="2313"/>
+        <w:gridCol w:w="1734"/>
+        <w:gridCol w:w="1734"/>
+        <w:gridCol w:w="1734"/>
       </w:tblGrid>
       <w:tr>
         <w:trPr>
+          <w:trHeight w:val="282"/>
           <w:tblHeader/>
           <w:jc w:val="center"/>
         </w:trPr>
         <w:tc>
           <w:tcPr>
-            <w:tcW w:w="2304" w:type="dxa"/>
+            <w:tcW w:w="2313" w:type="dxa"/>
             <w:shd w:val="clear" w:color="auto" w:fill="D9E2F3"/>
             <w:tcMar>
               <w:top w:w="70" w:type="dxa"/>
@@ -5361,7 +5352,7 @@
         </w:tc>
         <w:tc>
           <w:tcPr>
-            <w:tcW w:w="1728" w:type="dxa"/>
+            <w:tcW w:w="1734" w:type="dxa"/>
             <w:shd w:val="clear" w:color="auto" w:fill="D9E2F3"/>
             <w:tcMar>
               <w:top w:w="70" w:type="dxa"/>
@@ -5389,7 +5380,7 @@
         </w:tc>
         <w:tc>
           <w:tcPr>
-            <w:tcW w:w="1728" w:type="dxa"/>
+            <w:tcW w:w="1734" w:type="dxa"/>
             <w:shd w:val="clear" w:color="auto" w:fill="D9E2F3"/>
             <w:tcMar>
               <w:top w:w="70" w:type="dxa"/>
@@ -5417,7 +5408,7 @@
         </w:tc>
         <w:tc>
           <w:tcPr>
-            <w:tcW w:w="1728" w:type="dxa"/>
+            <w:tcW w:w="1734" w:type="dxa"/>
             <w:shd w:val="clear" w:color="auto" w:fill="D9E2F3"/>
             <w:tcMar>
               <w:top w:w="70" w:type="dxa"/>
@@ -5446,11 +5437,12 @@
       </w:tr>
       <w:tr>
         <w:trPr>
+          <w:trHeight w:val="295"/>
           <w:jc w:val="center"/>
         </w:trPr>
         <w:tc>
           <w:tcPr>
-            <w:tcW w:w="2304" w:type="dxa"/>
+            <w:tcW w:w="2313" w:type="dxa"/>
             <w:tcMar>
               <w:top w:w="70" w:type="dxa"/>
               <w:left w:w="70" w:type="dxa"/>
@@ -5485,7 +5477,7 @@
         </w:tc>
         <w:tc>
           <w:tcPr>
-            <w:tcW w:w="1728" w:type="dxa"/>
+            <w:tcW w:w="1734" w:type="dxa"/>
             <w:tcMar>
               <w:top w:w="70" w:type="dxa"/>
               <w:left w:w="70" w:type="dxa"/>
@@ -5511,7 +5503,7 @@
         </w:tc>
         <w:tc>
           <w:tcPr>
-            <w:tcW w:w="1728" w:type="dxa"/>
+            <w:tcW w:w="1734" w:type="dxa"/>
             <w:tcMar>
               <w:top w:w="70" w:type="dxa"/>
               <w:left w:w="70" w:type="dxa"/>
@@ -5537,7 +5529,7 @@
         </w:tc>
         <w:tc>
           <w:tcPr>
-            <w:tcW w:w="1728" w:type="dxa"/>
+            <w:tcW w:w="1734" w:type="dxa"/>
             <w:tcMar>
               <w:top w:w="70" w:type="dxa"/>
               <w:left w:w="70" w:type="dxa"/>
@@ -5564,11 +5556,12 @@
       </w:tr>
       <w:tr>
         <w:trPr>
+          <w:trHeight w:val="282"/>
           <w:jc w:val="center"/>
         </w:trPr>
         <w:tc>
           <w:tcPr>
-            <w:tcW w:w="2304" w:type="dxa"/>
+            <w:tcW w:w="2313" w:type="dxa"/>
             <w:shd w:val="clear" w:color="auto" w:fill="F7F9FC"/>
             <w:tcMar>
               <w:top w:w="70" w:type="dxa"/>
@@ -5604,7 +5597,7 @@
         </w:tc>
         <w:tc>
           <w:tcPr>
-            <w:tcW w:w="1728" w:type="dxa"/>
+            <w:tcW w:w="1734" w:type="dxa"/>
             <w:shd w:val="clear" w:color="auto" w:fill="F7F9FC"/>
             <w:tcMar>
               <w:top w:w="70" w:type="dxa"/>
@@ -5631,7 +5624,7 @@
         </w:tc>
         <w:tc>
           <w:tcPr>
-            <w:tcW w:w="1728" w:type="dxa"/>
+            <w:tcW w:w="1734" w:type="dxa"/>
             <w:shd w:val="clear" w:color="auto" w:fill="F7F9FC"/>
             <w:tcMar>
               <w:top w:w="70" w:type="dxa"/>
@@ -5658,7 +5651,7 @@
         </w:tc>
         <w:tc>
           <w:tcPr>
-            <w:tcW w:w="1728" w:type="dxa"/>
+            <w:tcW w:w="1734" w:type="dxa"/>
             <w:shd w:val="clear" w:color="auto" w:fill="F7F9FC"/>
             <w:tcMar>
               <w:top w:w="70" w:type="dxa"/>
@@ -5686,11 +5679,12 @@
       </w:tr>
       <w:tr>
         <w:trPr>
+          <w:trHeight w:val="282"/>
           <w:jc w:val="center"/>
         </w:trPr>
         <w:tc>
           <w:tcPr>
-            <w:tcW w:w="2304" w:type="dxa"/>
+            <w:tcW w:w="2313" w:type="dxa"/>
             <w:tcMar>
               <w:top w:w="70" w:type="dxa"/>
               <w:left w:w="70" w:type="dxa"/>
@@ -5725,7 +5719,7 @@
         </w:tc>
         <w:tc>
           <w:tcPr>
-            <w:tcW w:w="1728" w:type="dxa"/>
+            <w:tcW w:w="1734" w:type="dxa"/>
             <w:tcMar>
               <w:top w:w="70" w:type="dxa"/>
               <w:left w:w="70" w:type="dxa"/>
@@ -5751,7 +5745,7 @@
         </w:tc>
         <w:tc>
           <w:tcPr>
-            <w:tcW w:w="1728" w:type="dxa"/>
+            <w:tcW w:w="1734" w:type="dxa"/>
             <w:tcMar>
               <w:top w:w="70" w:type="dxa"/>
               <w:left w:w="70" w:type="dxa"/>
@@ -5777,7 +5771,7 @@
         </w:tc>
         <w:tc>
           <w:tcPr>
-            <w:tcW w:w="1728" w:type="dxa"/>
+            <w:tcW w:w="1734" w:type="dxa"/>
             <w:tcMar>
               <w:top w:w="70" w:type="dxa"/>
               <w:left w:w="70" w:type="dxa"/>
@@ -7466,10 +7460,6 @@
 </file>
 
 <file path=customXml/item1.xml><?xml version="1.0" encoding="utf-8"?>
-<b:Sources xmlns:b="http://schemas.openxmlformats.org/officeDocument/2006/bibliography" xmlns="http://schemas.openxmlformats.org/officeDocument/2006/bibliography" SelectedStyle="\APASixthEditionOfficeOnline.xsl" StyleName="APA" Version="6"/>
-</file>
-
-<file path=customXml/item2.xml><?xml version="1.0" encoding="utf-8"?>
 <s:customData xmlns="http://www.wps.cn/officeDocument/2013/wpsCustomData" xmlns:s="http://www.wps.cn/officeDocument/2013/wpsCustomData">
   <customSectProps>
     <customSectPr/>
@@ -7477,18 +7467,22 @@
 </s:customData>
 </file>
 
+<file path=customXml/item2.xml><?xml version="1.0" encoding="utf-8"?>
+<b:Sources xmlns:b="http://schemas.openxmlformats.org/officeDocument/2006/bibliography" xmlns="http://schemas.openxmlformats.org/officeDocument/2006/bibliography" SelectedStyle="\APASixthEditionOfficeOnline.xsl" StyleName="APA" Version="6"/>
+</file>
+
 <file path=customXml/itemProps1.xml><?xml version="1.0" encoding="utf-8"?>
+<ds:datastoreItem xmlns:ds="http://schemas.openxmlformats.org/officeDocument/2006/customXml" ds:itemID="{B1977F7D-205B-4081-913C-38D41E755F92}">
+  <ds:schemaRefs>
+    <ds:schemaRef ds:uri="http://www.wps.cn/officeDocument/2013/wpsCustomData"/>
+  </ds:schemaRefs>
+</ds:datastoreItem>
+</file>
+
+<file path=customXml/itemProps2.xml><?xml version="1.0" encoding="utf-8"?>
 <ds:datastoreItem xmlns:ds="http://schemas.openxmlformats.org/officeDocument/2006/customXml" ds:itemID="{6D3D65FC-C384-4C28-9454-4E81E4FAA402}">
   <ds:schemaRefs>
     <ds:schemaRef ds:uri="http://schemas.openxmlformats.org/officeDocument/2006/bibliography"/>
   </ds:schemaRefs>
 </ds:datastoreItem>
-</file>
-
-<file path=customXml/itemProps2.xml><?xml version="1.0" encoding="utf-8"?>
-<ds:datastoreItem xmlns:ds="http://schemas.openxmlformats.org/officeDocument/2006/customXml" ds:itemID="{B1977F7D-205B-4081-913C-38D41E755F92}">
-  <ds:schemaRefs>
-    <ds:schemaRef ds:uri="http://www.wps.cn/officeDocument/2013/wpsCustomData"/>
-  </ds:schemaRefs>
-</ds:datastoreItem>
 </file>